--- a/por/docx/016.content.docx
+++ b/por/docx/016.content.docx
@@ -19,7 +19,7 @@
         <w:rPr>
           <w:lang w:val="pt_PT" w:bidi="pt_PT"/>
         </w:rPr>
-        <w:t>Resource: Tyndale Open Study Notes</w:t>
+        <w:t>Resource: Aquifer Open Study Notes (Profiles)</w:t>
       </w:r>
       <w:r>
         <w:rPr>
@@ -112,7 +112,7 @@
         <w:rPr>
           <w:lang w:val="pt_PT" w:bidi="pt_PT"/>
         </w:rPr>
-        <w:t>Tyndale Open Study Notes</w:t>
+        <w:t>Aquifer Open Study Notes (Profiles)</w:t>
       </w:r>
     </w:p>
     <w:p>

--- a/por/docx/016.content.docx
+++ b/por/docx/016.content.docx
@@ -261,36 +261,24 @@
         </w:rPr>
         <w:t>O acordo de Raabe com os espiões foi uma forte declaração de fé em Yahweh, o Deus de Israel (</w:t>
       </w:r>
-      <w:hyperlink r:id="rId13">
-        <w:r>
-          <w:rPr>
-            <w:lang w:val="pt_PT" w:bidi="pt_PT"/>
-          </w:rPr>
-          <w:rPr>
-            <w:color w:val="0000EE"/>
-            <w:u w:val="single"/>
-          </w:rPr>
-          <w:t>Js 2.8–21</w:t>
-        </w:r>
-      </w:hyperlink>
+      <w:r>
+        <w:rPr>
+          <w:lang w:val="pt_PT" w:bidi="pt_PT"/>
+        </w:rPr>
+        <w:t>Js 2.8–21</w:t>
+      </w:r>
       <w:r>
         <w:rPr>
           <w:lang w:val="pt_PT" w:bidi="pt_PT"/>
         </w:rPr>
         <w:t>). Como uma mulher cananeia, Raabe provavelmente seguia o culto de fertilidade de Baal, o deus das tempestades e da chuva, e sua parceira Aserá, a deusa da terra. No entanto, após ouvir sobre o progresso de Israel em direção à sua terra, Raabe percebeu que Yahweh, o Deus de Israel, é "Deus nos céus acima e na terra abaixo" (</w:t>
       </w:r>
-      <w:hyperlink r:id="rId14">
-        <w:r>
-          <w:rPr>
-            <w:lang w:val="pt_PT" w:bidi="pt_PT"/>
-          </w:rPr>
-          <w:rPr>
-            <w:color w:val="0000EE"/>
-            <w:u w:val="single"/>
-          </w:rPr>
-          <w:t>Js 2.11</w:t>
-        </w:r>
-      </w:hyperlink>
+      <w:r>
+        <w:rPr>
+          <w:lang w:val="pt_PT" w:bidi="pt_PT"/>
+        </w:rPr>
+        <w:t>Js 2.11</w:t>
+      </w:r>
       <w:r>
         <w:rPr>
           <w:lang w:val="pt_PT" w:bidi="pt_PT"/>
@@ -311,90 +299,60 @@
         </w:rPr>
         <w:t>Depois que Josué conquistou Jericó, Raabe casou-se com Salmom da tribo de Judá. Ela teve um filho chamado Boaz (</w:t>
       </w:r>
-      <w:hyperlink r:id="rId15">
-        <w:r>
-          <w:rPr>
-            <w:lang w:val="pt_PT" w:bidi="pt_PT"/>
-          </w:rPr>
-          <w:rPr>
-            <w:color w:val="0000EE"/>
-            <w:u w:val="single"/>
-          </w:rPr>
-          <w:t>Rt 4.21</w:t>
-        </w:r>
-      </w:hyperlink>
+      <w:r>
+        <w:rPr>
+          <w:lang w:val="pt_PT" w:bidi="pt_PT"/>
+        </w:rPr>
+        <w:t>Rt 4.21</w:t>
+      </w:r>
       <w:r>
         <w:rPr>
           <w:lang w:val="pt_PT" w:bidi="pt_PT"/>
         </w:rPr>
         <w:t xml:space="preserve">; </w:t>
       </w:r>
-      <w:hyperlink r:id="rId16">
-        <w:r>
-          <w:rPr>
-            <w:lang w:val="pt_PT" w:bidi="pt_PT"/>
-          </w:rPr>
-          <w:rPr>
-            <w:color w:val="0000EE"/>
-            <w:u w:val="single"/>
-          </w:rPr>
-          <w:t>Mt 1.5</w:t>
-        </w:r>
-      </w:hyperlink>
+      <w:r>
+        <w:rPr>
+          <w:lang w:val="pt_PT" w:bidi="pt_PT"/>
+        </w:rPr>
+        <w:t>Mt 1.5</w:t>
+      </w:r>
       <w:r>
         <w:rPr>
           <w:lang w:val="pt_PT" w:bidi="pt_PT"/>
         </w:rPr>
         <w:t>). Raabe tornou-se sogra de Rute, outra mulher estrangeira que se juntou a Israel. Raabe também foi a trisavó do Rei Davi. Ela é listada com Moisés, Davi, Sansão e Samuel como um exemplo de fé demonstrada através de boas obras (</w:t>
       </w:r>
-      <w:hyperlink r:id="rId17">
-        <w:r>
-          <w:rPr>
-            <w:lang w:val="pt_PT" w:bidi="pt_PT"/>
-          </w:rPr>
-          <w:rPr>
-            <w:color w:val="0000EE"/>
-            <w:u w:val="single"/>
-          </w:rPr>
-          <w:t>Hb 11.31</w:t>
-        </w:r>
-      </w:hyperlink>
+      <w:r>
+        <w:rPr>
+          <w:lang w:val="pt_PT" w:bidi="pt_PT"/>
+        </w:rPr>
+        <w:t>Hb 11.31</w:t>
+      </w:r>
       <w:r>
         <w:rPr>
           <w:lang w:val="pt_PT" w:bidi="pt_PT"/>
         </w:rPr>
         <w:t xml:space="preserve">; </w:t>
       </w:r>
-      <w:hyperlink r:id="rId18">
-        <w:r>
-          <w:rPr>
-            <w:lang w:val="pt_PT" w:bidi="pt_PT"/>
-          </w:rPr>
-          <w:rPr>
-            <w:color w:val="0000EE"/>
-            <w:u w:val="single"/>
-          </w:rPr>
-          <w:t>Tg 2.25</w:t>
-        </w:r>
-      </w:hyperlink>
+      <w:r>
+        <w:rPr>
+          <w:lang w:val="pt_PT" w:bidi="pt_PT"/>
+        </w:rPr>
+        <w:t>Tg 2.25</w:t>
+      </w:r>
       <w:r>
         <w:rPr>
           <w:lang w:val="pt_PT" w:bidi="pt_PT"/>
         </w:rPr>
         <w:t>). Raabe é uma das cinco mulheres, incluindo Maria, mencionadas na genealogia de Mateus de Jesus, a árvore genealógica humana do Filho de Deus (</w:t>
       </w:r>
-      <w:hyperlink r:id="rId16">
-        <w:r>
-          <w:rPr>
-            <w:lang w:val="pt_PT" w:bidi="pt_PT"/>
-          </w:rPr>
-          <w:rPr>
-            <w:color w:val="0000EE"/>
-            <w:u w:val="single"/>
-          </w:rPr>
-          <w:t>Mt 1.5</w:t>
-        </w:r>
-      </w:hyperlink>
+      <w:r>
+        <w:rPr>
+          <w:lang w:val="pt_PT" w:bidi="pt_PT"/>
+        </w:rPr>
+        <w:t>Mt 1.5</w:t>
+      </w:r>
       <w:r>
         <w:rPr>
           <w:lang w:val="pt_PT" w:bidi="pt_PT"/>
@@ -424,108 +382,72 @@
           <w:lang w:val="pt_PT" w:bidi="pt_PT"/>
         </w:rPr>
       </w:r>
-      <w:hyperlink r:id="rId19">
-        <w:r>
-          <w:rPr>
-            <w:lang w:val="pt_PT" w:bidi="pt_PT"/>
-          </w:rPr>
-          <w:rPr>
-            <w:color w:val="0000EE"/>
-            <w:u w:val="single"/>
-          </w:rPr>
-          <w:t>Josué 2.1–21</w:t>
-        </w:r>
-      </w:hyperlink>
+      <w:r>
+        <w:rPr>
+          <w:lang w:val="pt_PT" w:bidi="pt_PT"/>
+        </w:rPr>
+        <w:t>Josué 2.1–21</w:t>
+      </w:r>
       <w:r>
         <w:rPr>
           <w:lang w:val="pt_PT" w:bidi="pt_PT"/>
         </w:rPr>
         <w:t xml:space="preserve">; </w:t>
       </w:r>
-      <w:hyperlink r:id="rId20">
-        <w:r>
-          <w:rPr>
-            <w:lang w:val="pt_PT" w:bidi="pt_PT"/>
-          </w:rPr>
-          <w:rPr>
-            <w:color w:val="0000EE"/>
-            <w:u w:val="single"/>
-          </w:rPr>
-          <w:t>6.17</w:t>
-        </w:r>
-      </w:hyperlink>
+      <w:r>
+        <w:rPr>
+          <w:lang w:val="pt_PT" w:bidi="pt_PT"/>
+        </w:rPr>
+        <w:t>6.17</w:t>
+      </w:r>
       <w:r>
         <w:rPr>
           <w:lang w:val="pt_PT" w:bidi="pt_PT"/>
         </w:rPr>
         <w:t>,</w:t>
       </w:r>
-      <w:hyperlink r:id="rId21">
-        <w:r>
-          <w:rPr>
-            <w:lang w:val="pt_PT" w:bidi="pt_PT"/>
-          </w:rPr>
-          <w:rPr>
-            <w:color w:val="0000EE"/>
-            <w:u w:val="single"/>
-          </w:rPr>
-          <w:t>22–25</w:t>
-        </w:r>
-      </w:hyperlink>
+      <w:r>
+        <w:rPr>
+          <w:lang w:val="pt_PT" w:bidi="pt_PT"/>
+        </w:rPr>
+        <w:t>22–25</w:t>
+      </w:r>
       <w:r>
         <w:rPr>
           <w:lang w:val="pt_PT" w:bidi="pt_PT"/>
         </w:rPr>
         <w:t xml:space="preserve">; </w:t>
       </w:r>
-      <w:hyperlink r:id="rId16">
-        <w:r>
-          <w:rPr>
-            <w:lang w:val="pt_PT" w:bidi="pt_PT"/>
-          </w:rPr>
-          <w:rPr>
-            <w:color w:val="0000EE"/>
-            <w:u w:val="single"/>
-          </w:rPr>
-          <w:t>Mateus 1.5</w:t>
-        </w:r>
-      </w:hyperlink>
+      <w:r>
+        <w:rPr>
+          <w:lang w:val="pt_PT" w:bidi="pt_PT"/>
+        </w:rPr>
+        <w:t>Mateus 1.5</w:t>
+      </w:r>
       <w:r>
         <w:rPr>
           <w:lang w:val="pt_PT" w:bidi="pt_PT"/>
         </w:rPr>
         <w:t xml:space="preserve">; </w:t>
       </w:r>
-      <w:hyperlink r:id="rId17">
-        <w:r>
-          <w:rPr>
-            <w:lang w:val="pt_PT" w:bidi="pt_PT"/>
-          </w:rPr>
-          <w:rPr>
-            <w:color w:val="0000EE"/>
-            <w:u w:val="single"/>
-          </w:rPr>
-          <w:t>Hebreus 11.31</w:t>
-        </w:r>
-      </w:hyperlink>
+      <w:r>
+        <w:rPr>
+          <w:lang w:val="pt_PT" w:bidi="pt_PT"/>
+        </w:rPr>
+        <w:t>Hebreus 11.31</w:t>
+      </w:r>
       <w:r>
         <w:rPr>
           <w:lang w:val="pt_PT" w:bidi="pt_PT"/>
         </w:rPr>
         <w:t xml:space="preserve">; </w:t>
       </w:r>
-      <w:hyperlink r:id="rId18">
-        <w:r>
-          <w:rPr>
-            <w:lang w:val="pt_PT" w:bidi="pt_PT"/>
-          </w:rPr>
-          <w:rPr>
-            <w:color w:val="0000EE"/>
-            <w:u w:val="single"/>
-          </w:rPr>
-          <w:t>Tiago 2.25</w:t>
-        </w:r>
-      </w:hyperlink>
+      <w:r>
+        <w:rPr>
+          <w:lang w:val="pt_PT" w:bidi="pt_PT"/>
+        </w:rPr>
+        <w:t>Tiago 2.25</w:t>
+      </w:r>
       <w:r>
         <w:rPr>
           <w:lang w:val="pt_PT" w:bidi="pt_PT"/>
@@ -574,18 +496,12 @@
         </w:rPr>
         <w:t>Raquel era a filha mais nova de Labão. Ela era bonita, e Jacó a amava mais do que suas outras esposas. Ele a conheceu pela primeira vez quando chegou a Padã-Arã em Harã. Ele a ajudou a remover a pedra de um poço e deu água às ovelhas de seu pai (</w:t>
       </w:r>
-      <w:hyperlink r:id="rId22">
-        <w:r>
-          <w:rPr>
-            <w:lang w:val="pt_PT" w:bidi="pt_PT"/>
-          </w:rPr>
-          <w:rPr>
-            <w:color w:val="0000EE"/>
-            <w:u w:val="single"/>
-          </w:rPr>
-          <w:t>Gn 29.10</w:t>
-        </w:r>
-      </w:hyperlink>
+      <w:r>
+        <w:rPr>
+          <w:lang w:val="pt_PT" w:bidi="pt_PT"/>
+        </w:rPr>
+        <w:t>Gn 29.10</w:t>
+      </w:r>
       <w:r>
         <w:rPr>
           <w:lang w:val="pt_PT" w:bidi="pt_PT"/>
@@ -606,72 +522,48 @@
         </w:rPr>
         <w:t>Labão enganou Jacó para que se casasse com Lia, sua filha mais velha e menos atraente, antes de permitir que ele se casasse com Raquel. Ao contrário de Lia, Raquel inicialmente não podia ter filhos (</w:t>
       </w:r>
-      <w:hyperlink r:id="rId23">
-        <w:r>
-          <w:rPr>
-            <w:lang w:val="pt_PT" w:bidi="pt_PT"/>
-          </w:rPr>
-          <w:rPr>
-            <w:color w:val="0000EE"/>
-            <w:u w:val="single"/>
-          </w:rPr>
-          <w:t>Gn 29.31</w:t>
-        </w:r>
-      </w:hyperlink>
+      <w:r>
+        <w:rPr>
+          <w:lang w:val="pt_PT" w:bidi="pt_PT"/>
+        </w:rPr>
+        <w:t>Gn 29.31</w:t>
+      </w:r>
       <w:r>
         <w:rPr>
           <w:lang w:val="pt_PT" w:bidi="pt_PT"/>
         </w:rPr>
         <w:t xml:space="preserve">; </w:t>
       </w:r>
-      <w:hyperlink r:id="rId24">
-        <w:r>
-          <w:rPr>
-            <w:lang w:val="pt_PT" w:bidi="pt_PT"/>
-          </w:rPr>
-          <w:rPr>
-            <w:color w:val="0000EE"/>
-            <w:u w:val="single"/>
-          </w:rPr>
-          <w:t>30.1</w:t>
-        </w:r>
-      </w:hyperlink>
+      <w:r>
+        <w:rPr>
+          <w:lang w:val="pt_PT" w:bidi="pt_PT"/>
+        </w:rPr>
+        <w:t>30.1</w:t>
+      </w:r>
       <w:r>
         <w:rPr>
           <w:lang w:val="pt_PT" w:bidi="pt_PT"/>
         </w:rPr>
         <w:t>). Ela deu sua serva Bila a Jacó para ter filhos em seu lugar, resultando nos nascimentos de Dã e Naftali (</w:t>
       </w:r>
-      <w:hyperlink r:id="rId25">
-        <w:r>
-          <w:rPr>
-            <w:lang w:val="pt_PT" w:bidi="pt_PT"/>
-          </w:rPr>
-          <w:rPr>
-            <w:color w:val="0000EE"/>
-            <w:u w:val="single"/>
-          </w:rPr>
-          <w:t>Gn 30.3–8</w:t>
-        </w:r>
-      </w:hyperlink>
+      <w:r>
+        <w:rPr>
+          <w:lang w:val="pt_PT" w:bidi="pt_PT"/>
+        </w:rPr>
+        <w:t>Gn 30.3–8</w:t>
+      </w:r>
       <w:r>
         <w:rPr>
           <w:lang w:val="pt_PT" w:bidi="pt_PT"/>
         </w:rPr>
         <w:t>). Eventualmente, Raquel engravidou e deu à luz José (</w:t>
       </w:r>
-      <w:hyperlink r:id="rId26">
-        <w:r>
-          <w:rPr>
-            <w:lang w:val="pt_PT" w:bidi="pt_PT"/>
-          </w:rPr>
-          <w:rPr>
-            <w:color w:val="0000EE"/>
-            <w:u w:val="single"/>
-          </w:rPr>
-          <w:t>Gn 30.22–24</w:t>
-        </w:r>
-      </w:hyperlink>
+      <w:r>
+        <w:rPr>
+          <w:lang w:val="pt_PT" w:bidi="pt_PT"/>
+        </w:rPr>
+        <w:t>Gn 30.22–24</w:t>
+      </w:r>
       <w:r>
         <w:rPr>
           <w:lang w:val="pt_PT" w:bidi="pt_PT"/>
@@ -692,90 +584,60 @@
         </w:rPr>
         <w:t>Entre Betel e Belém, Raquel morreu ao dar à luz Benjamim (</w:t>
       </w:r>
-      <w:hyperlink r:id="rId27">
-        <w:r>
-          <w:rPr>
-            <w:lang w:val="pt_PT" w:bidi="pt_PT"/>
-          </w:rPr>
-          <w:rPr>
-            <w:color w:val="0000EE"/>
-            <w:u w:val="single"/>
-          </w:rPr>
-          <w:t>Gn 35.16–20</w:t>
-        </w:r>
-      </w:hyperlink>
+      <w:r>
+        <w:rPr>
+          <w:lang w:val="pt_PT" w:bidi="pt_PT"/>
+        </w:rPr>
+        <w:t>Gn 35.16–20</w:t>
+      </w:r>
       <w:r>
         <w:rPr>
           <w:lang w:val="pt_PT" w:bidi="pt_PT"/>
         </w:rPr>
         <w:t>). Jacó ergueu uma coluna sobre seu túmulo, que permaneceu como um marco até mesmo durante o tempo de Saul (</w:t>
       </w:r>
-      <w:hyperlink r:id="rId28">
-        <w:r>
-          <w:rPr>
-            <w:lang w:val="pt_PT" w:bidi="pt_PT"/>
-          </w:rPr>
-          <w:rPr>
-            <w:color w:val="0000EE"/>
-            <w:u w:val="single"/>
-          </w:rPr>
-          <w:t>1Sm 10.2</w:t>
-        </w:r>
-      </w:hyperlink>
+      <w:r>
+        <w:rPr>
+          <w:lang w:val="pt_PT" w:bidi="pt_PT"/>
+        </w:rPr>
+        <w:t>1Sm 10.2</w:t>
+      </w:r>
       <w:r>
         <w:rPr>
           <w:lang w:val="pt_PT" w:bidi="pt_PT"/>
         </w:rPr>
         <w:t>). Raquel e Lia são respeitadas por edificarem a casa de Israel (</w:t>
       </w:r>
-      <w:hyperlink r:id="rId29">
-        <w:r>
-          <w:rPr>
-            <w:lang w:val="pt_PT" w:bidi="pt_PT"/>
-          </w:rPr>
-          <w:rPr>
-            <w:color w:val="0000EE"/>
-            <w:u w:val="single"/>
-          </w:rPr>
-          <w:t>Rt 4.11</w:t>
-        </w:r>
-      </w:hyperlink>
+      <w:r>
+        <w:rPr>
+          <w:lang w:val="pt_PT" w:bidi="pt_PT"/>
+        </w:rPr>
+        <w:t>Rt 4.11</w:t>
+      </w:r>
       <w:r>
         <w:rPr>
           <w:lang w:val="pt_PT" w:bidi="pt_PT"/>
         </w:rPr>
         <w:t xml:space="preserve">). Em </w:t>
       </w:r>
-      <w:hyperlink r:id="rId30">
-        <w:r>
-          <w:rPr>
-            <w:lang w:val="pt_PT" w:bidi="pt_PT"/>
-          </w:rPr>
-          <w:rPr>
-            <w:color w:val="0000EE"/>
-            <w:u w:val="single"/>
-          </w:rPr>
-          <w:t>Jr 31.15</w:t>
-        </w:r>
-      </w:hyperlink>
+      <w:r>
+        <w:rPr>
+          <w:lang w:val="pt_PT" w:bidi="pt_PT"/>
+        </w:rPr>
+        <w:t>Jr 31.15</w:t>
+      </w:r>
       <w:r>
         <w:rPr>
           <w:lang w:val="pt_PT" w:bidi="pt_PT"/>
         </w:rPr>
         <w:t>, Raquel é mostrada chorando por seus filhos levados para o cativeiro. Mateus refere-se às palavras de Jeremias durante a matança de bebês do sexo masculino por Herodes ao redor de Belém logo após o nascimento de Jesus (</w:t>
       </w:r>
-      <w:hyperlink r:id="rId31">
-        <w:r>
-          <w:rPr>
-            <w:lang w:val="pt_PT" w:bidi="pt_PT"/>
-          </w:rPr>
-          <w:rPr>
-            <w:color w:val="0000EE"/>
-            <w:u w:val="single"/>
-          </w:rPr>
-          <w:t>Mt 2.16–18</w:t>
-        </w:r>
-      </w:hyperlink>
+      <w:r>
+        <w:rPr>
+          <w:lang w:val="pt_PT" w:bidi="pt_PT"/>
+        </w:rPr>
+        <w:t>Mt 2.16–18</w:t>
+      </w:r>
       <w:r>
         <w:rPr>
           <w:lang w:val="pt_PT" w:bidi="pt_PT"/>
@@ -805,198 +667,132 @@
           <w:lang w:val="pt_PT" w:bidi="pt_PT"/>
         </w:rPr>
       </w:r>
-      <w:hyperlink r:id="rId32">
-        <w:r>
-          <w:rPr>
-            <w:lang w:val="pt_PT" w:bidi="pt_PT"/>
-          </w:rPr>
-          <w:rPr>
-            <w:color w:val="0000EE"/>
-            <w:u w:val="single"/>
-          </w:rPr>
-          <w:t>Gênesis 29.6–30.24</w:t>
-        </w:r>
-      </w:hyperlink>
+      <w:r>
+        <w:rPr>
+          <w:lang w:val="pt_PT" w:bidi="pt_PT"/>
+        </w:rPr>
+        <w:t>Gênesis 29.6–30.24</w:t>
+      </w:r>
       <w:r>
         <w:rPr>
           <w:lang w:val="pt_PT" w:bidi="pt_PT"/>
         </w:rPr>
         <w:t xml:space="preserve">; </w:t>
       </w:r>
-      <w:hyperlink r:id="rId33">
-        <w:r>
-          <w:rPr>
-            <w:lang w:val="pt_PT" w:bidi="pt_PT"/>
-          </w:rPr>
-          <w:rPr>
-            <w:color w:val="0000EE"/>
-            <w:u w:val="single"/>
-          </w:rPr>
-          <w:t>31.4–19</w:t>
-        </w:r>
-      </w:hyperlink>
+      <w:r>
+        <w:rPr>
+          <w:lang w:val="pt_PT" w:bidi="pt_PT"/>
+        </w:rPr>
+        <w:t>31.4–19</w:t>
+      </w:r>
       <w:r>
         <w:rPr>
           <w:lang w:val="pt_PT" w:bidi="pt_PT"/>
         </w:rPr>
         <w:t>,</w:t>
       </w:r>
-      <w:hyperlink r:id="rId34">
-        <w:r>
-          <w:rPr>
-            <w:lang w:val="pt_PT" w:bidi="pt_PT"/>
-          </w:rPr>
-          <w:rPr>
-            <w:color w:val="0000EE"/>
-            <w:u w:val="single"/>
-          </w:rPr>
-          <w:t>31–35</w:t>
-        </w:r>
-      </w:hyperlink>
+      <w:r>
+        <w:rPr>
+          <w:lang w:val="pt_PT" w:bidi="pt_PT"/>
+        </w:rPr>
+        <w:t>31–35</w:t>
+      </w:r>
       <w:r>
         <w:rPr>
           <w:lang w:val="pt_PT" w:bidi="pt_PT"/>
         </w:rPr>
         <w:t xml:space="preserve">; </w:t>
       </w:r>
-      <w:hyperlink r:id="rId35">
-        <w:r>
-          <w:rPr>
-            <w:lang w:val="pt_PT" w:bidi="pt_PT"/>
-          </w:rPr>
-          <w:rPr>
-            <w:color w:val="0000EE"/>
-            <w:u w:val="single"/>
-          </w:rPr>
-          <w:t>33.1–7</w:t>
-        </w:r>
-      </w:hyperlink>
+      <w:r>
+        <w:rPr>
+          <w:lang w:val="pt_PT" w:bidi="pt_PT"/>
+        </w:rPr>
+        <w:t>33.1–7</w:t>
+      </w:r>
       <w:r>
         <w:rPr>
           <w:lang w:val="pt_PT" w:bidi="pt_PT"/>
         </w:rPr>
         <w:t xml:space="preserve">; </w:t>
       </w:r>
-      <w:hyperlink r:id="rId27">
-        <w:r>
-          <w:rPr>
-            <w:lang w:val="pt_PT" w:bidi="pt_PT"/>
-          </w:rPr>
-          <w:rPr>
-            <w:color w:val="0000EE"/>
-            <w:u w:val="single"/>
-          </w:rPr>
-          <w:t>35.16–20</w:t>
-        </w:r>
-      </w:hyperlink>
+      <w:r>
+        <w:rPr>
+          <w:lang w:val="pt_PT" w:bidi="pt_PT"/>
+        </w:rPr>
+        <w:t>35.16–20</w:t>
+      </w:r>
       <w:r>
         <w:rPr>
           <w:lang w:val="pt_PT" w:bidi="pt_PT"/>
         </w:rPr>
         <w:t xml:space="preserve">; </w:t>
       </w:r>
-      <w:hyperlink r:id="rId36">
-        <w:r>
-          <w:rPr>
-            <w:lang w:val="pt_PT" w:bidi="pt_PT"/>
-          </w:rPr>
-          <w:rPr>
-            <w:color w:val="0000EE"/>
-            <w:u w:val="single"/>
-          </w:rPr>
-          <w:t>46.19–22</w:t>
-        </w:r>
-      </w:hyperlink>
+      <w:r>
+        <w:rPr>
+          <w:lang w:val="pt_PT" w:bidi="pt_PT"/>
+        </w:rPr>
+        <w:t>46.19–22</w:t>
+      </w:r>
       <w:r>
         <w:rPr>
           <w:lang w:val="pt_PT" w:bidi="pt_PT"/>
         </w:rPr>
         <w:t xml:space="preserve">; </w:t>
       </w:r>
-      <w:hyperlink r:id="rId37">
-        <w:r>
-          <w:rPr>
-            <w:lang w:val="pt_PT" w:bidi="pt_PT"/>
-          </w:rPr>
-          <w:rPr>
-            <w:color w:val="0000EE"/>
-            <w:u w:val="single"/>
-          </w:rPr>
-          <w:t>48.7</w:t>
-        </w:r>
-      </w:hyperlink>
+      <w:r>
+        <w:rPr>
+          <w:lang w:val="pt_PT" w:bidi="pt_PT"/>
+        </w:rPr>
+        <w:t>48.7</w:t>
+      </w:r>
       <w:r>
         <w:rPr>
           <w:lang w:val="pt_PT" w:bidi="pt_PT"/>
         </w:rPr>
         <w:t xml:space="preserve">; </w:t>
       </w:r>
-      <w:hyperlink r:id="rId29">
-        <w:r>
-          <w:rPr>
-            <w:lang w:val="pt_PT" w:bidi="pt_PT"/>
-          </w:rPr>
-          <w:rPr>
-            <w:color w:val="0000EE"/>
-            <w:u w:val="single"/>
-          </w:rPr>
-          <w:t>Rute 4.11</w:t>
-        </w:r>
-      </w:hyperlink>
+      <w:r>
+        <w:rPr>
+          <w:lang w:val="pt_PT" w:bidi="pt_PT"/>
+        </w:rPr>
+        <w:t>Rute 4.11</w:t>
+      </w:r>
       <w:r>
         <w:rPr>
           <w:lang w:val="pt_PT" w:bidi="pt_PT"/>
         </w:rPr>
         <w:t xml:space="preserve">; </w:t>
       </w:r>
-      <w:hyperlink r:id="rId28">
-        <w:r>
-          <w:rPr>
-            <w:lang w:val="pt_PT" w:bidi="pt_PT"/>
-          </w:rPr>
-          <w:rPr>
-            <w:color w:val="0000EE"/>
-            <w:u w:val="single"/>
-          </w:rPr>
-          <w:t>1 Samuel 10.2</w:t>
-        </w:r>
-      </w:hyperlink>
+      <w:r>
+        <w:rPr>
+          <w:lang w:val="pt_PT" w:bidi="pt_PT"/>
+        </w:rPr>
+        <w:t>1 Samuel 10.2</w:t>
+      </w:r>
       <w:r>
         <w:rPr>
           <w:lang w:val="pt_PT" w:bidi="pt_PT"/>
         </w:rPr>
         <w:t xml:space="preserve">; </w:t>
       </w:r>
-      <w:hyperlink r:id="rId30">
-        <w:r>
-          <w:rPr>
-            <w:lang w:val="pt_PT" w:bidi="pt_PT"/>
-          </w:rPr>
-          <w:rPr>
-            <w:color w:val="0000EE"/>
-            <w:u w:val="single"/>
-          </w:rPr>
-          <w:t>Jeremias 31.15</w:t>
-        </w:r>
-      </w:hyperlink>
+      <w:r>
+        <w:rPr>
+          <w:lang w:val="pt_PT" w:bidi="pt_PT"/>
+        </w:rPr>
+        <w:t>Jeremias 31.15</w:t>
+      </w:r>
       <w:r>
         <w:rPr>
           <w:lang w:val="pt_PT" w:bidi="pt_PT"/>
         </w:rPr>
         <w:t xml:space="preserve">; </w:t>
       </w:r>
-      <w:hyperlink r:id="rId38">
-        <w:r>
-          <w:rPr>
-            <w:lang w:val="pt_PT" w:bidi="pt_PT"/>
-          </w:rPr>
-          <w:rPr>
-            <w:color w:val="0000EE"/>
-            <w:u w:val="single"/>
-          </w:rPr>
-          <w:t>Mateus 2.18</w:t>
-        </w:r>
-      </w:hyperlink>
+      <w:r>
+        <w:rPr>
+          <w:lang w:val="pt_PT" w:bidi="pt_PT"/>
+        </w:rPr>
+        <w:t>Mateus 2.18</w:t>
+      </w:r>
       <w:r>
         <w:rPr>
           <w:lang w:val="pt_PT" w:bidi="pt_PT"/>
@@ -1045,36 +841,24 @@
         </w:rPr>
         <w:t xml:space="preserve">Rebeca era a esposa de Isaque. </w:t>
       </w:r>
-      <w:hyperlink r:id="rId39">
-        <w:r>
-          <w:rPr>
-            <w:lang w:val="pt_PT" w:bidi="pt_PT"/>
-          </w:rPr>
-          <w:rPr>
-            <w:color w:val="0000EE"/>
-            <w:u w:val="single"/>
-          </w:rPr>
-          <w:t>Gênesis 24</w:t>
-        </w:r>
-      </w:hyperlink>
+      <w:r>
+        <w:rPr>
+          <w:lang w:val="pt_PT" w:bidi="pt_PT"/>
+        </w:rPr>
+        <w:t>Gênesis 24</w:t>
+      </w:r>
       <w:r>
         <w:rPr>
           <w:lang w:val="pt_PT" w:bidi="pt_PT"/>
         </w:rPr>
         <w:t xml:space="preserve"> conta a história do servo de Abraão que procura uma esposa para Isaque. Seguindo as instruções de Abraão, ele viajou para Harã em Aram-Naharaim (noroeste da Mesopotâmia) para encontrar os parentes de Abraão. Abraão não queria que Isaque se casasse com uma cananeia local. O servo orou para que a mulher escolhida por Deus para Isaque lhe oferecesse uma bebida e também desse água aos seus camelos (</w:t>
       </w:r>
-      <w:hyperlink r:id="rId40">
-        <w:r>
-          <w:rPr>
-            <w:lang w:val="pt_PT" w:bidi="pt_PT"/>
-          </w:rPr>
-          <w:rPr>
-            <w:color w:val="0000EE"/>
-            <w:u w:val="single"/>
-          </w:rPr>
-          <w:t>Gn 24.12–14</w:t>
-        </w:r>
-      </w:hyperlink>
+      <w:r>
+        <w:rPr>
+          <w:lang w:val="pt_PT" w:bidi="pt_PT"/>
+        </w:rPr>
+        <w:t>Gn 24.12–14</w:t>
+      </w:r>
       <w:r>
         <w:rPr>
           <w:lang w:val="pt_PT" w:bidi="pt_PT"/>
@@ -1095,54 +879,36 @@
         </w:rPr>
         <w:t>Deus claramente respondeu à sua oração ao providenciar Rebeca, filha de Betuel (</w:t>
       </w:r>
-      <w:hyperlink r:id="rId41">
-        <w:r>
-          <w:rPr>
-            <w:lang w:val="pt_PT" w:bidi="pt_PT"/>
-          </w:rPr>
-          <w:rPr>
-            <w:color w:val="0000EE"/>
-            <w:u w:val="single"/>
-          </w:rPr>
-          <w:t>Gn 22.23</w:t>
-        </w:r>
-      </w:hyperlink>
+      <w:r>
+        <w:rPr>
+          <w:lang w:val="pt_PT" w:bidi="pt_PT"/>
+        </w:rPr>
+        <w:t>Gn 22.23</w:t>
+      </w:r>
       <w:r>
         <w:rPr>
           <w:lang w:val="pt_PT" w:bidi="pt_PT"/>
         </w:rPr>
         <w:t xml:space="preserve">; </w:t>
       </w:r>
-      <w:hyperlink r:id="rId42">
-        <w:r>
-          <w:rPr>
-            <w:lang w:val="pt_PT" w:bidi="pt_PT"/>
-          </w:rPr>
-          <w:rPr>
-            <w:color w:val="0000EE"/>
-            <w:u w:val="single"/>
-          </w:rPr>
-          <w:t>25.20</w:t>
-        </w:r>
-      </w:hyperlink>
+      <w:r>
+        <w:rPr>
+          <w:lang w:val="pt_PT" w:bidi="pt_PT"/>
+        </w:rPr>
+        <w:t>25.20</w:t>
+      </w:r>
       <w:r>
         <w:rPr>
           <w:lang w:val="pt_PT" w:bidi="pt_PT"/>
         </w:rPr>
         <w:t>). Betuel era filho do irmão de Abraão, Naor (</w:t>
       </w:r>
-      <w:hyperlink r:id="rId43">
-        <w:r>
-          <w:rPr>
-            <w:lang w:val="pt_PT" w:bidi="pt_PT"/>
-          </w:rPr>
-          <w:rPr>
-            <w:color w:val="0000EE"/>
-            <w:u w:val="single"/>
-          </w:rPr>
-          <w:t>24.24</w:t>
-        </w:r>
-      </w:hyperlink>
+      <w:r>
+        <w:rPr>
+          <w:lang w:val="pt_PT" w:bidi="pt_PT"/>
+        </w:rPr>
+        <w:t>24.24</w:t>
+      </w:r>
       <w:r>
         <w:rPr>
           <w:lang w:val="pt_PT" w:bidi="pt_PT"/>
@@ -1163,72 +929,48 @@
         </w:rPr>
         <w:t>O servo de Abraão explicou como Deus o guiou (</w:t>
       </w:r>
-      <w:hyperlink r:id="rId44">
-        <w:r>
-          <w:rPr>
-            <w:lang w:val="pt_PT" w:bidi="pt_PT"/>
-          </w:rPr>
-          <w:rPr>
-            <w:color w:val="0000EE"/>
-            <w:u w:val="single"/>
-          </w:rPr>
-          <w:t>Gn 24.34–49</w:t>
-        </w:r>
-      </w:hyperlink>
+      <w:r>
+        <w:rPr>
+          <w:lang w:val="pt_PT" w:bidi="pt_PT"/>
+        </w:rPr>
+        <w:t>Gn 24.34–49</w:t>
+      </w:r>
       <w:r>
         <w:rPr>
           <w:lang w:val="pt_PT" w:bidi="pt_PT"/>
         </w:rPr>
         <w:t>). A família de Rebeca viu isso como obra de Deus, mas hesitou em deixá-la partir imediatamente (</w:t>
       </w:r>
-      <w:hyperlink r:id="rId45">
-        <w:r>
-          <w:rPr>
-            <w:lang w:val="pt_PT" w:bidi="pt_PT"/>
-          </w:rPr>
-          <w:rPr>
-            <w:color w:val="0000EE"/>
-            <w:u w:val="single"/>
-          </w:rPr>
-          <w:t>24.50–56</w:t>
-        </w:r>
-      </w:hyperlink>
+      <w:r>
+        <w:rPr>
+          <w:lang w:val="pt_PT" w:bidi="pt_PT"/>
+        </w:rPr>
+        <w:t>24.50–56</w:t>
+      </w:r>
       <w:r>
         <w:rPr>
           <w:lang w:val="pt_PT" w:bidi="pt_PT"/>
         </w:rPr>
         <w:t>). No entanto, Rebeca mostrou fé no plano de Deus e estava pronta para deixar sua família imediatamente para se casar com Isaque (</w:t>
       </w:r>
-      <w:hyperlink r:id="rId46">
-        <w:r>
-          <w:rPr>
-            <w:lang w:val="pt_PT" w:bidi="pt_PT"/>
-          </w:rPr>
-          <w:rPr>
-            <w:color w:val="0000EE"/>
-            <w:u w:val="single"/>
-          </w:rPr>
-          <w:t>Gn 24.57–58</w:t>
-        </w:r>
-      </w:hyperlink>
+      <w:r>
+        <w:rPr>
+          <w:lang w:val="pt_PT" w:bidi="pt_PT"/>
+        </w:rPr>
+        <w:t>Gn 24.57–58</w:t>
+      </w:r>
       <w:r>
         <w:rPr>
           <w:lang w:val="pt_PT" w:bidi="pt_PT"/>
         </w:rPr>
         <w:t>). A fé de Rebeca foi grandemente recompensada. A bênção que sua família lhe deu quando ela partiu se concretizou quando ela teve a próxima geração da linha escolhida de Deus com Isaque (</w:t>
       </w:r>
-      <w:hyperlink r:id="rId47">
-        <w:r>
-          <w:rPr>
-            <w:lang w:val="pt_PT" w:bidi="pt_PT"/>
-          </w:rPr>
-          <w:rPr>
-            <w:color w:val="0000EE"/>
-            <w:u w:val="single"/>
-          </w:rPr>
-          <w:t>Gn 24.59–60</w:t>
-        </w:r>
-      </w:hyperlink>
+      <w:r>
+        <w:rPr>
+          <w:lang w:val="pt_PT" w:bidi="pt_PT"/>
+        </w:rPr>
+        <w:t>Gn 24.59–60</w:t>
+      </w:r>
       <w:r>
         <w:rPr>
           <w:lang w:val="pt_PT" w:bidi="pt_PT"/>
@@ -1249,90 +991,60 @@
         </w:rPr>
         <w:t>Rebeca deu à luz gêmeos, Esaú e Jacó (</w:t>
       </w:r>
-      <w:hyperlink r:id="rId48">
-        <w:r>
-          <w:rPr>
-            <w:lang w:val="pt_PT" w:bidi="pt_PT"/>
-          </w:rPr>
-          <w:rPr>
-            <w:color w:val="0000EE"/>
-            <w:u w:val="single"/>
-          </w:rPr>
-          <w:t>Gn 25.20–26</w:t>
-        </w:r>
-      </w:hyperlink>
+      <w:r>
+        <w:rPr>
+          <w:lang w:val="pt_PT" w:bidi="pt_PT"/>
+        </w:rPr>
+        <w:t>Gn 25.20–26</w:t>
+      </w:r>
       <w:r>
         <w:rPr>
           <w:lang w:val="pt_PT" w:bidi="pt_PT"/>
         </w:rPr>
         <w:t>). Ela favoreceu Jacó, o filho mais novo, porque Deus lhe disse que ele seria mais forte e lideraria os dois (</w:t>
       </w:r>
-      <w:hyperlink r:id="rId49">
-        <w:r>
-          <w:rPr>
-            <w:lang w:val="pt_PT" w:bidi="pt_PT"/>
-          </w:rPr>
-          <w:rPr>
-            <w:color w:val="0000EE"/>
-            <w:u w:val="single"/>
-          </w:rPr>
-          <w:t>Gn 25.23</w:t>
-        </w:r>
-      </w:hyperlink>
+      <w:r>
+        <w:rPr>
+          <w:lang w:val="pt_PT" w:bidi="pt_PT"/>
+        </w:rPr>
+        <w:t>Gn 25.23</w:t>
+      </w:r>
       <w:r>
         <w:rPr>
           <w:lang w:val="pt_PT" w:bidi="pt_PT"/>
         </w:rPr>
         <w:t>). Rebeca ajudou Jacó a receber a bênção do primogênito enganando Isaque (</w:t>
       </w:r>
-      <w:hyperlink r:id="rId50">
-        <w:r>
-          <w:rPr>
-            <w:lang w:val="pt_PT" w:bidi="pt_PT"/>
-          </w:rPr>
-          <w:rPr>
-            <w:color w:val="0000EE"/>
-            <w:u w:val="single"/>
-          </w:rPr>
-          <w:t>Gn 27.1–40</w:t>
-        </w:r>
-      </w:hyperlink>
+      <w:r>
+        <w:rPr>
+          <w:lang w:val="pt_PT" w:bidi="pt_PT"/>
+        </w:rPr>
+        <w:t>Gn 27.1–40</w:t>
+      </w:r>
       <w:r>
         <w:rPr>
           <w:lang w:val="pt_PT" w:bidi="pt_PT"/>
         </w:rPr>
         <w:t>). Ela então arranjou para que Jacó fosse para Harã para escapar da raiva de Esaú (</w:t>
       </w:r>
-      <w:hyperlink r:id="rId51">
-        <w:r>
-          <w:rPr>
-            <w:lang w:val="pt_PT" w:bidi="pt_PT"/>
-          </w:rPr>
-          <w:rPr>
-            <w:color w:val="0000EE"/>
-            <w:u w:val="single"/>
-          </w:rPr>
-          <w:t>Gn 27.41–28.5</w:t>
-        </w:r>
-      </w:hyperlink>
+      <w:r>
+        <w:rPr>
+          <w:lang w:val="pt_PT" w:bidi="pt_PT"/>
+        </w:rPr>
+        <w:t>Gn 27.41–28.5</w:t>
+      </w:r>
       <w:r>
         <w:rPr>
           <w:lang w:val="pt_PT" w:bidi="pt_PT"/>
         </w:rPr>
         <w:t>). O engano de Rebeca causou uma divisão duradoura na família. Ela provavelmente nunca viu Jacó novamente. No entanto, ela foi enterrada com Isaque no local de sepultamento da família (</w:t>
       </w:r>
-      <w:hyperlink r:id="rId52">
-        <w:r>
-          <w:rPr>
-            <w:lang w:val="pt_PT" w:bidi="pt_PT"/>
-          </w:rPr>
-          <w:rPr>
-            <w:color w:val="0000EE"/>
-            <w:u w:val="single"/>
-          </w:rPr>
-          <w:t>Gn 49.31</w:t>
-        </w:r>
-      </w:hyperlink>
+      <w:r>
+        <w:rPr>
+          <w:lang w:val="pt_PT" w:bidi="pt_PT"/>
+        </w:rPr>
+        <w:t>Gn 49.31</w:t>
+      </w:r>
       <w:r>
         <w:rPr>
           <w:lang w:val="pt_PT" w:bidi="pt_PT"/>
@@ -1362,198 +1074,132 @@
           <w:lang w:val="pt_PT" w:bidi="pt_PT"/>
         </w:rPr>
       </w:r>
-      <w:hyperlink r:id="rId41">
-        <w:r>
-          <w:rPr>
-            <w:lang w:val="pt_PT" w:bidi="pt_PT"/>
-          </w:rPr>
-          <w:rPr>
-            <w:color w:val="0000EE"/>
-            <w:u w:val="single"/>
-          </w:rPr>
-          <w:t>Gênesis 22.23</w:t>
-        </w:r>
-      </w:hyperlink>
+      <w:r>
+        <w:rPr>
+          <w:lang w:val="pt_PT" w:bidi="pt_PT"/>
+        </w:rPr>
+        <w:t>Gênesis 22.23</w:t>
+      </w:r>
       <w:r>
         <w:rPr>
           <w:lang w:val="pt_PT" w:bidi="pt_PT"/>
         </w:rPr>
         <w:t xml:space="preserve">; </w:t>
       </w:r>
-      <w:hyperlink r:id="rId53">
-        <w:r>
-          <w:rPr>
-            <w:lang w:val="pt_PT" w:bidi="pt_PT"/>
-          </w:rPr>
-          <w:rPr>
-            <w:color w:val="0000EE"/>
-            <w:u w:val="single"/>
-          </w:rPr>
-          <w:t>24.12–67</w:t>
-        </w:r>
-      </w:hyperlink>
+      <w:r>
+        <w:rPr>
+          <w:lang w:val="pt_PT" w:bidi="pt_PT"/>
+        </w:rPr>
+        <w:t>24.12–67</w:t>
+      </w:r>
       <w:r>
         <w:rPr>
           <w:lang w:val="pt_PT" w:bidi="pt_PT"/>
         </w:rPr>
         <w:t xml:space="preserve">; </w:t>
       </w:r>
-      <w:hyperlink r:id="rId54">
-        <w:r>
-          <w:rPr>
-            <w:lang w:val="pt_PT" w:bidi="pt_PT"/>
-          </w:rPr>
-          <w:rPr>
-            <w:color w:val="0000EE"/>
-            <w:u w:val="single"/>
-          </w:rPr>
-          <w:t>25.20–28</w:t>
-        </w:r>
-      </w:hyperlink>
+      <w:r>
+        <w:rPr>
+          <w:lang w:val="pt_PT" w:bidi="pt_PT"/>
+        </w:rPr>
+        <w:t>25.20–28</w:t>
+      </w:r>
       <w:r>
         <w:rPr>
           <w:lang w:val="pt_PT" w:bidi="pt_PT"/>
         </w:rPr>
         <w:t xml:space="preserve">; </w:t>
       </w:r>
-      <w:hyperlink r:id="rId55">
-        <w:r>
-          <w:rPr>
-            <w:lang w:val="pt_PT" w:bidi="pt_PT"/>
-          </w:rPr>
-          <w:rPr>
-            <w:color w:val="0000EE"/>
-            <w:u w:val="single"/>
-          </w:rPr>
-          <w:t>26.7–8</w:t>
-        </w:r>
-      </w:hyperlink>
+      <w:r>
+        <w:rPr>
+          <w:lang w:val="pt_PT" w:bidi="pt_PT"/>
+        </w:rPr>
+        <w:t>26.7–8</w:t>
+      </w:r>
       <w:r>
         <w:rPr>
           <w:lang w:val="pt_PT" w:bidi="pt_PT"/>
         </w:rPr>
         <w:t>,</w:t>
       </w:r>
-      <w:hyperlink r:id="rId56">
-        <w:r>
-          <w:rPr>
-            <w:lang w:val="pt_PT" w:bidi="pt_PT"/>
-          </w:rPr>
-          <w:rPr>
-            <w:color w:val="0000EE"/>
-            <w:u w:val="single"/>
-          </w:rPr>
-          <w:t>35</w:t>
-        </w:r>
-      </w:hyperlink>
+      <w:r>
+        <w:rPr>
+          <w:lang w:val="pt_PT" w:bidi="pt_PT"/>
+        </w:rPr>
+        <w:t>35</w:t>
+      </w:r>
       <w:r>
         <w:rPr>
           <w:lang w:val="pt_PT" w:bidi="pt_PT"/>
         </w:rPr>
         <w:t xml:space="preserve">; </w:t>
       </w:r>
-      <w:hyperlink r:id="rId57">
-        <w:r>
-          <w:rPr>
-            <w:lang w:val="pt_PT" w:bidi="pt_PT"/>
-          </w:rPr>
-          <w:rPr>
-            <w:color w:val="0000EE"/>
-            <w:u w:val="single"/>
-          </w:rPr>
-          <w:t>27.5–17</w:t>
-        </w:r>
-      </w:hyperlink>
+      <w:r>
+        <w:rPr>
+          <w:lang w:val="pt_PT" w:bidi="pt_PT"/>
+        </w:rPr>
+        <w:t>27.5–17</w:t>
+      </w:r>
       <w:r>
         <w:rPr>
           <w:lang w:val="pt_PT" w:bidi="pt_PT"/>
         </w:rPr>
         <w:t>,</w:t>
       </w:r>
-      <w:hyperlink r:id="rId58">
-        <w:r>
-          <w:rPr>
-            <w:lang w:val="pt_PT" w:bidi="pt_PT"/>
-          </w:rPr>
-          <w:rPr>
-            <w:color w:val="0000EE"/>
-            <w:u w:val="single"/>
-          </w:rPr>
-          <w:t>42–46</w:t>
-        </w:r>
-      </w:hyperlink>
+      <w:r>
+        <w:rPr>
+          <w:lang w:val="pt_PT" w:bidi="pt_PT"/>
+        </w:rPr>
+        <w:t>42–46</w:t>
+      </w:r>
       <w:r>
         <w:rPr>
           <w:lang w:val="pt_PT" w:bidi="pt_PT"/>
         </w:rPr>
         <w:t xml:space="preserve">; </w:t>
       </w:r>
-      <w:hyperlink r:id="rId59">
-        <w:r>
-          <w:rPr>
-            <w:lang w:val="pt_PT" w:bidi="pt_PT"/>
-          </w:rPr>
-          <w:rPr>
-            <w:color w:val="0000EE"/>
-            <w:u w:val="single"/>
-          </w:rPr>
-          <w:t>29.12</w:t>
-        </w:r>
-      </w:hyperlink>
+      <w:r>
+        <w:rPr>
+          <w:lang w:val="pt_PT" w:bidi="pt_PT"/>
+        </w:rPr>
+        <w:t>29.12</w:t>
+      </w:r>
       <w:r>
         <w:rPr>
           <w:lang w:val="pt_PT" w:bidi="pt_PT"/>
         </w:rPr>
         <w:t xml:space="preserve">; </w:t>
       </w:r>
-      <w:hyperlink r:id="rId60">
-        <w:r>
-          <w:rPr>
-            <w:lang w:val="pt_PT" w:bidi="pt_PT"/>
-          </w:rPr>
-          <w:rPr>
-            <w:color w:val="0000EE"/>
-            <w:u w:val="single"/>
-          </w:rPr>
-          <w:t>35.8</w:t>
-        </w:r>
-      </w:hyperlink>
+      <w:r>
+        <w:rPr>
+          <w:lang w:val="pt_PT" w:bidi="pt_PT"/>
+        </w:rPr>
+        <w:t>35.8</w:t>
+      </w:r>
       <w:r>
         <w:rPr>
           <w:lang w:val="pt_PT" w:bidi="pt_PT"/>
         </w:rPr>
         <w:t xml:space="preserve">; </w:t>
       </w:r>
-      <w:hyperlink r:id="rId52">
-        <w:r>
-          <w:rPr>
-            <w:lang w:val="pt_PT" w:bidi="pt_PT"/>
-          </w:rPr>
-          <w:rPr>
-            <w:color w:val="0000EE"/>
-            <w:u w:val="single"/>
-          </w:rPr>
-          <w:t>49.31</w:t>
-        </w:r>
-      </w:hyperlink>
+      <w:r>
+        <w:rPr>
+          <w:lang w:val="pt_PT" w:bidi="pt_PT"/>
+        </w:rPr>
+        <w:t>49.31</w:t>
+      </w:r>
       <w:r>
         <w:rPr>
           <w:lang w:val="pt_PT" w:bidi="pt_PT"/>
         </w:rPr>
         <w:t xml:space="preserve">; </w:t>
       </w:r>
-      <w:hyperlink r:id="rId61">
-        <w:r>
-          <w:rPr>
-            <w:lang w:val="pt_PT" w:bidi="pt_PT"/>
-          </w:rPr>
-          <w:rPr>
-            <w:color w:val="0000EE"/>
-            <w:u w:val="single"/>
-          </w:rPr>
-          <w:t>Romanos 9.10–13</w:t>
-        </w:r>
-      </w:hyperlink>
+      <w:r>
+        <w:rPr>
+          <w:lang w:val="pt_PT" w:bidi="pt_PT"/>
+        </w:rPr>
+        <w:t>Romanos 9.10–13</w:t>
+      </w:r>
       <w:r>
         <w:rPr>
           <w:lang w:val="pt_PT" w:bidi="pt_PT"/>
@@ -1616,72 +1262,48 @@
         </w:rPr>
         <w:t xml:space="preserve">No entanto, isso também criou problemas para o povo judeu, pois os costumes gregos muitas vezes iam contra as crenças judaicas. Esses problemas se tornaram muito sérios na década de 160 a.C. Os governantes gregos tentaram forçar o povo judeu a abandonar sua fé. A cultura grega mais tarde se misturou com o domínio romano para preparar o caminho para o Messias (o escolhido de Deus), assim como o profeta Daniel havia dito que aconteceria. A história dessa era é descrita com precisão em várias das profecias de Daniel (veja </w:t>
       </w:r>
-      <w:hyperlink r:id="rId62">
-        <w:r>
-          <w:rPr>
-            <w:lang w:val="pt_PT" w:bidi="pt_PT"/>
-          </w:rPr>
-          <w:rPr>
-            <w:color w:val="0000EE"/>
-            <w:u w:val="single"/>
-          </w:rPr>
-          <w:t>Dn 7.6</w:t>
-        </w:r>
-      </w:hyperlink>
+      <w:r>
+        <w:rPr>
+          <w:lang w:val="pt_PT" w:bidi="pt_PT"/>
+        </w:rPr>
+        <w:t>Dn 7.6</w:t>
+      </w:r>
       <w:r>
         <w:rPr>
           <w:lang w:val="pt_PT" w:bidi="pt_PT"/>
         </w:rPr>
         <w:t xml:space="preserve">; </w:t>
       </w:r>
-      <w:hyperlink r:id="rId63">
-        <w:r>
-          <w:rPr>
-            <w:lang w:val="pt_PT" w:bidi="pt_PT"/>
-          </w:rPr>
-          <w:rPr>
-            <w:color w:val="0000EE"/>
-            <w:u w:val="single"/>
-          </w:rPr>
-          <w:t>8.8–14</w:t>
-        </w:r>
-      </w:hyperlink>
+      <w:r>
+        <w:rPr>
+          <w:lang w:val="pt_PT" w:bidi="pt_PT"/>
+        </w:rPr>
+        <w:t>8.8–14</w:t>
+      </w:r>
       <w:r>
         <w:rPr>
           <w:lang w:val="pt_PT" w:bidi="pt_PT"/>
         </w:rPr>
         <w:t>,</w:t>
       </w:r>
-      <w:hyperlink r:id="rId64">
-        <w:r>
-          <w:rPr>
-            <w:lang w:val="pt_PT" w:bidi="pt_PT"/>
-          </w:rPr>
-          <w:rPr>
-            <w:color w:val="0000EE"/>
-            <w:u w:val="single"/>
-          </w:rPr>
-          <w:t>21–26</w:t>
-        </w:r>
-      </w:hyperlink>
+      <w:r>
+        <w:rPr>
+          <w:lang w:val="pt_PT" w:bidi="pt_PT"/>
+        </w:rPr>
+        <w:t>21–26</w:t>
+      </w:r>
       <w:r>
         <w:rPr>
           <w:lang w:val="pt_PT" w:bidi="pt_PT"/>
         </w:rPr>
         <w:t xml:space="preserve">; </w:t>
       </w:r>
-      <w:hyperlink r:id="rId65">
-        <w:r>
-          <w:rPr>
-            <w:lang w:val="pt_PT" w:bidi="pt_PT"/>
-          </w:rPr>
-          <w:rPr>
-            <w:color w:val="0000EE"/>
-            <w:u w:val="single"/>
-          </w:rPr>
-          <w:t>11.4–45</w:t>
-        </w:r>
-      </w:hyperlink>
+      <w:r>
+        <w:rPr>
+          <w:lang w:val="pt_PT" w:bidi="pt_PT"/>
+        </w:rPr>
+        <w:t>11.4–45</w:t>
+      </w:r>
       <w:r>
         <w:rPr>
           <w:lang w:val="pt_PT" w:bidi="pt_PT"/>
@@ -1972,18 +1594,12 @@
         </w:rPr>
         <w:t xml:space="preserve">Durante os anos 200 a.C., os ptolomeus e os selêucidas travaram muitas guerras pela Palestina. </w:t>
       </w:r>
-      <w:hyperlink r:id="rId66">
-        <w:r>
-          <w:rPr>
-            <w:lang w:val="pt_PT" w:bidi="pt_PT"/>
-          </w:rPr>
-          <w:rPr>
-            <w:color w:val="0000EE"/>
-            <w:u w:val="single"/>
-          </w:rPr>
-          <w:t>Dn 11</w:t>
-        </w:r>
-      </w:hyperlink>
+      <w:r>
+        <w:rPr>
+          <w:lang w:val="pt_PT" w:bidi="pt_PT"/>
+        </w:rPr>
+        <w:t>Dn 11</w:t>
+      </w:r>
       <w:r>
         <w:rPr>
           <w:lang w:val="pt_PT" w:bidi="pt_PT"/>
@@ -2015,18 +1631,12 @@
         </w:rPr>
         <w:t xml:space="preserve">Ptolemeu I e seus descendentes (conhecidos como o "rei do sul" em </w:t>
       </w:r>
-      <w:hyperlink r:id="rId66">
-        <w:r>
-          <w:rPr>
-            <w:lang w:val="pt_PT" w:bidi="pt_PT"/>
-          </w:rPr>
-          <w:rPr>
-            <w:color w:val="0000EE"/>
-            <w:u w:val="single"/>
-          </w:rPr>
-          <w:t>Dn 11</w:t>
-        </w:r>
-      </w:hyperlink>
+      <w:r>
+        <w:rPr>
+          <w:lang w:val="pt_PT" w:bidi="pt_PT"/>
+        </w:rPr>
+        <w:t>Dn 11</w:t>
+      </w:r>
       <w:r>
         <w:rPr>
           <w:lang w:val="pt_PT" w:bidi="pt_PT"/>
@@ -2058,18 +1668,12 @@
         </w:rPr>
         <w:t xml:space="preserve">Seleuco I e seus descendentes (conhecidos como o "rei do norte" em </w:t>
       </w:r>
-      <w:hyperlink r:id="rId66">
-        <w:r>
-          <w:rPr>
-            <w:lang w:val="pt_PT" w:bidi="pt_PT"/>
-          </w:rPr>
-          <w:rPr>
-            <w:color w:val="0000EE"/>
-            <w:u w:val="single"/>
-          </w:rPr>
-          <w:t>Dn 11</w:t>
-        </w:r>
-      </w:hyperlink>
+      <w:r>
+        <w:rPr>
+          <w:lang w:val="pt_PT" w:bidi="pt_PT"/>
+        </w:rPr>
+        <w:t>Dn 11</w:t>
+      </w:r>
       <w:r>
         <w:rPr>
           <w:lang w:val="pt_PT" w:bidi="pt_PT"/>
@@ -2090,18 +1694,12 @@
         </w:rPr>
         <w:t>Após o rei selêucida Antíoco III tomar o controle da Judeia por volta de 200 a.C., ele deu empregos importantes e autoridade aos judeus que adotaram os modos de vida gregos. Seu filho, Antíoco IV, perseguiu duramente os judeus. Ele executou aqueles que observavam o sábado, mantinham cópias da Torá ou se recusavam a adorar no altar de Zeus (o principal deus grego) que ele estabeleceu no templo em Jerusalém. Este evento é mencionado em Daniel como a "abominação da desolação" (</w:t>
       </w:r>
-      <w:hyperlink r:id="rId67">
-        <w:r>
-          <w:rPr>
-            <w:lang w:val="pt_PT" w:bidi="pt_PT"/>
-          </w:rPr>
-          <w:rPr>
-            <w:color w:val="0000EE"/>
-            <w:u w:val="single"/>
-          </w:rPr>
-          <w:t>Dn 11.31</w:t>
-        </w:r>
-      </w:hyperlink>
+      <w:r>
+        <w:rPr>
+          <w:lang w:val="pt_PT" w:bidi="pt_PT"/>
+        </w:rPr>
+        <w:t>Dn 11.31</w:t>
+      </w:r>
       <w:r>
         <w:rPr>
           <w:lang w:val="pt_PT" w:bidi="pt_PT"/>
@@ -2131,18 +1729,12 @@
           <w:lang w:val="pt_PT" w:bidi="pt_PT"/>
         </w:rPr>
       </w:r>
-      <w:hyperlink r:id="rId68">
-        <w:r>
-          <w:rPr>
-            <w:lang w:val="pt_PT" w:bidi="pt_PT"/>
-          </w:rPr>
-          <w:rPr>
-            <w:color w:val="0000EE"/>
-            <w:u w:val="single"/>
-          </w:rPr>
-          <w:t>Daniel 11.4–39</w:t>
-        </w:r>
-      </w:hyperlink>
+      <w:r>
+        <w:rPr>
+          <w:lang w:val="pt_PT" w:bidi="pt_PT"/>
+        </w:rPr>
+        <w:t>Daniel 11.4–39</w:t>
+      </w:r>
       <w:r>
         <w:rPr>
           <w:lang w:val="pt_PT" w:bidi="pt_PT"/>
@@ -2191,18 +1783,12 @@
         </w:rPr>
         <w:t>Roboão era filho de Salomão e de uma mulher amonita (</w:t>
       </w:r>
-      <w:hyperlink r:id="rId69">
-        <w:r>
-          <w:rPr>
-            <w:lang w:val="pt_PT" w:bidi="pt_PT"/>
-          </w:rPr>
-          <w:rPr>
-            <w:color w:val="0000EE"/>
-            <w:u w:val="single"/>
-          </w:rPr>
-          <w:t>1Rs 14.21</w:t>
-        </w:r>
-      </w:hyperlink>
+      <w:r>
+        <w:rPr>
+          <w:lang w:val="pt_PT" w:bidi="pt_PT"/>
+        </w:rPr>
+        <w:t>1Rs 14.21</w:t>
+      </w:r>
       <w:r>
         <w:rPr>
           <w:lang w:val="pt_PT" w:bidi="pt_PT"/>
@@ -2223,72 +1809,48 @@
         </w:rPr>
         <w:t xml:space="preserve">Quando Salomão morreu em 931 a.C., Judá rapidamente fez de Roboão rei. As dez tribos do norte hesitaram em apoiá-lo, pois desejavam alívio das políticas severas de Salomão (veja </w:t>
       </w:r>
-      <w:hyperlink r:id="rId70">
-        <w:r>
-          <w:rPr>
-            <w:lang w:val="pt_PT" w:bidi="pt_PT"/>
-          </w:rPr>
-          <w:rPr>
-            <w:color w:val="0000EE"/>
-            <w:u w:val="single"/>
-          </w:rPr>
-          <w:t>1Rs 12.4</w:t>
-        </w:r>
-      </w:hyperlink>
+      <w:r>
+        <w:rPr>
+          <w:lang w:val="pt_PT" w:bidi="pt_PT"/>
+        </w:rPr>
+        <w:t>1Rs 12.4</w:t>
+      </w:r>
       <w:r>
         <w:rPr>
           <w:lang w:val="pt_PT" w:bidi="pt_PT"/>
         </w:rPr>
         <w:t xml:space="preserve">; </w:t>
       </w:r>
-      <w:hyperlink r:id="rId71">
-        <w:r>
-          <w:rPr>
-            <w:lang w:val="pt_PT" w:bidi="pt_PT"/>
-          </w:rPr>
-          <w:rPr>
-            <w:color w:val="0000EE"/>
-            <w:u w:val="single"/>
-          </w:rPr>
-          <w:t>2Cr 10.4</w:t>
-        </w:r>
-      </w:hyperlink>
+      <w:r>
+        <w:rPr>
+          <w:lang w:val="pt_PT" w:bidi="pt_PT"/>
+        </w:rPr>
+        <w:t>2Cr 10.4</w:t>
+      </w:r>
       <w:r>
         <w:rPr>
           <w:lang w:val="pt_PT" w:bidi="pt_PT"/>
         </w:rPr>
         <w:t>). Os conselheiros mais velhos do rei sugeriram que ele atendesse aos pedidos delas, mas ele os ignorou. Em vez disso, ele ouviu conselheiros mais jovens que lhe disseram para ser mais severo do que seu pai. As tribos do norte se rebelaram e fizeram de Jeroboão, antigo oficial de trabalho de Salomão, seu rei. Roboão foi à guerra para controlar o norte, mas Deus enviou o profeta Semaías para lhe dizer que era inútil. A divisão era o julgamento de Deus (</w:t>
       </w:r>
-      <w:hyperlink r:id="rId72">
-        <w:r>
-          <w:rPr>
-            <w:lang w:val="pt_PT" w:bidi="pt_PT"/>
-          </w:rPr>
-          <w:rPr>
-            <w:color w:val="0000EE"/>
-            <w:u w:val="single"/>
-          </w:rPr>
-          <w:t>2Cr 11.1–4</w:t>
-        </w:r>
-      </w:hyperlink>
+      <w:r>
+        <w:rPr>
+          <w:lang w:val="pt_PT" w:bidi="pt_PT"/>
+        </w:rPr>
+        <w:t>2Cr 11.1–4</w:t>
+      </w:r>
       <w:r>
         <w:rPr>
           <w:lang w:val="pt_PT" w:bidi="pt_PT"/>
         </w:rPr>
         <w:t>). Assim, Roboão voltou para Judá e fortaleceu suas fronteiras (</w:t>
       </w:r>
-      <w:hyperlink r:id="rId73">
-        <w:r>
-          <w:rPr>
-            <w:lang w:val="pt_PT" w:bidi="pt_PT"/>
-          </w:rPr>
-          <w:rPr>
-            <w:color w:val="0000EE"/>
-            <w:u w:val="single"/>
-          </w:rPr>
-          <w:t>2Cr 11.5–12</w:t>
-        </w:r>
-      </w:hyperlink>
+      <w:r>
+        <w:rPr>
+          <w:lang w:val="pt_PT" w:bidi="pt_PT"/>
+        </w:rPr>
+        <w:t>2Cr 11.5–12</w:t>
+      </w:r>
       <w:r>
         <w:rPr>
           <w:lang w:val="pt_PT" w:bidi="pt_PT"/>
@@ -2309,90 +1871,60 @@
         </w:rPr>
         <w:t>Quando Jeroboão iniciou uma nova religião falsa no reino do norte, sacerdotes e levitas se mudaram para o sul. Eles fortaleceram a vida espiritual da região e ajudaram a manter Judá estável (</w:t>
       </w:r>
-      <w:hyperlink r:id="rId74">
-        <w:r>
-          <w:rPr>
-            <w:lang w:val="pt_PT" w:bidi="pt_PT"/>
-          </w:rPr>
-          <w:rPr>
-            <w:color w:val="0000EE"/>
-            <w:u w:val="single"/>
-          </w:rPr>
-          <w:t>2Cr 11.13–17</w:t>
-        </w:r>
-      </w:hyperlink>
+      <w:r>
+        <w:rPr>
+          <w:lang w:val="pt_PT" w:bidi="pt_PT"/>
+        </w:rPr>
+        <w:t>2Cr 11.13–17</w:t>
+      </w:r>
       <w:r>
         <w:rPr>
           <w:lang w:val="pt_PT" w:bidi="pt_PT"/>
         </w:rPr>
         <w:t>). No entanto, Roboão eventualmente também se voltou para a adoração de ídolos. O povo de Judá construiu altos e santuários pagãos por toda a terra, adotando práticas religiosas corruptas de nações vizinhas (</w:t>
       </w:r>
-      <w:hyperlink r:id="rId75">
-        <w:r>
-          <w:rPr>
-            <w:lang w:val="pt_PT" w:bidi="pt_PT"/>
-          </w:rPr>
-          <w:rPr>
-            <w:color w:val="0000EE"/>
-            <w:u w:val="single"/>
-          </w:rPr>
-          <w:t>1Rs 14.22–24</w:t>
-        </w:r>
-      </w:hyperlink>
+      <w:r>
+        <w:rPr>
+          <w:lang w:val="pt_PT" w:bidi="pt_PT"/>
+        </w:rPr>
+        <w:t>1Rs 14.22–24</w:t>
+      </w:r>
       <w:r>
         <w:rPr>
           <w:lang w:val="pt_PT" w:bidi="pt_PT"/>
         </w:rPr>
         <w:t>). Deus deixou de apoiar Roboão, tornando-o vulnerável quando o Rei Sisaque do Egito atacou em 926 a 925 a.C. e levou muitos itens valiosos do templo (</w:t>
       </w:r>
-      <w:hyperlink r:id="rId76">
-        <w:r>
-          <w:rPr>
-            <w:lang w:val="pt_PT" w:bidi="pt_PT"/>
-          </w:rPr>
-          <w:rPr>
-            <w:color w:val="0000EE"/>
-            <w:u w:val="single"/>
-          </w:rPr>
-          <w:t>1Rs 14.25–26</w:t>
-        </w:r>
-      </w:hyperlink>
+      <w:r>
+        <w:rPr>
+          <w:lang w:val="pt_PT" w:bidi="pt_PT"/>
+        </w:rPr>
+        <w:t>1Rs 14.25–26</w:t>
+      </w:r>
       <w:r>
         <w:rPr>
           <w:lang w:val="pt_PT" w:bidi="pt_PT"/>
         </w:rPr>
         <w:t xml:space="preserve">; </w:t>
       </w:r>
-      <w:hyperlink r:id="rId77">
-        <w:r>
-          <w:rPr>
-            <w:lang w:val="pt_PT" w:bidi="pt_PT"/>
-          </w:rPr>
-          <w:rPr>
-            <w:color w:val="0000EE"/>
-            <w:u w:val="single"/>
-          </w:rPr>
-          <w:t>2Cr 12.1–5</w:t>
-        </w:r>
-      </w:hyperlink>
+      <w:r>
+        <w:rPr>
+          <w:lang w:val="pt_PT" w:bidi="pt_PT"/>
+        </w:rPr>
+        <w:t>2Cr 12.1–5</w:t>
+      </w:r>
       <w:r>
         <w:rPr>
           <w:lang w:val="pt_PT" w:bidi="pt_PT"/>
         </w:rPr>
         <w:t>). Roboão então substituiu os escudos de ouro de Salomão por escudos de bronze (</w:t>
       </w:r>
-      <w:hyperlink r:id="rId78">
-        <w:r>
-          <w:rPr>
-            <w:lang w:val="pt_PT" w:bidi="pt_PT"/>
-          </w:rPr>
-          <w:rPr>
-            <w:color w:val="0000EE"/>
-            <w:u w:val="single"/>
-          </w:rPr>
-          <w:t>1Rs 14.27</w:t>
-        </w:r>
-      </w:hyperlink>
+      <w:r>
+        <w:rPr>
+          <w:lang w:val="pt_PT" w:bidi="pt_PT"/>
+        </w:rPr>
+        <w:t>1Rs 14.27</w:t>
+      </w:r>
       <w:r>
         <w:rPr>
           <w:lang w:val="pt_PT" w:bidi="pt_PT"/>
@@ -2422,54 +1954,36 @@
           <w:lang w:val="pt_PT" w:bidi="pt_PT"/>
         </w:rPr>
       </w:r>
-      <w:hyperlink r:id="rId79">
-        <w:r>
-          <w:rPr>
-            <w:lang w:val="pt_PT" w:bidi="pt_PT"/>
-          </w:rPr>
-          <w:rPr>
-            <w:color w:val="0000EE"/>
-            <w:u w:val="single"/>
-          </w:rPr>
-          <w:t>1 Reis 12.1–24</w:t>
-        </w:r>
-      </w:hyperlink>
+      <w:r>
+        <w:rPr>
+          <w:lang w:val="pt_PT" w:bidi="pt_PT"/>
+        </w:rPr>
+        <w:t>1 Reis 12.1–24</w:t>
+      </w:r>
       <w:r>
         <w:rPr>
           <w:lang w:val="pt_PT" w:bidi="pt_PT"/>
         </w:rPr>
         <w:t xml:space="preserve">; </w:t>
       </w:r>
-      <w:hyperlink r:id="rId80">
-        <w:r>
-          <w:rPr>
-            <w:lang w:val="pt_PT" w:bidi="pt_PT"/>
-          </w:rPr>
-          <w:rPr>
-            <w:color w:val="0000EE"/>
-            <w:u w:val="single"/>
-          </w:rPr>
-          <w:t>14.21–31</w:t>
-        </w:r>
-      </w:hyperlink>
+      <w:r>
+        <w:rPr>
+          <w:lang w:val="pt_PT" w:bidi="pt_PT"/>
+        </w:rPr>
+        <w:t>14.21–31</w:t>
+      </w:r>
       <w:r>
         <w:rPr>
           <w:lang w:val="pt_PT" w:bidi="pt_PT"/>
         </w:rPr>
         <w:t xml:space="preserve">; </w:t>
       </w:r>
-      <w:hyperlink r:id="rId81">
-        <w:r>
-          <w:rPr>
-            <w:lang w:val="pt_PT" w:bidi="pt_PT"/>
-          </w:rPr>
-          <w:rPr>
-            <w:color w:val="0000EE"/>
-            <w:u w:val="single"/>
-          </w:rPr>
-          <w:t>2 Crônicas 9.31–12.16</w:t>
-        </w:r>
-      </w:hyperlink>
+      <w:r>
+        <w:rPr>
+          <w:lang w:val="pt_PT" w:bidi="pt_PT"/>
+        </w:rPr>
+        <w:t>2 Crônicas 9.31–12.16</w:t>
+      </w:r>
       <w:r>
         <w:rPr>
           <w:lang w:val="pt_PT" w:bidi="pt_PT"/>
@@ -2646,18 +2160,12 @@
         </w:rPr>
         <w:t>“Quando chegou a plenitude dos tempos, Deus enviou seu Filho” (</w:t>
       </w:r>
-      <w:hyperlink r:id="rId82">
-        <w:r>
-          <w:rPr>
-            <w:lang w:val="pt_PT" w:bidi="pt_PT"/>
-          </w:rPr>
-          <w:rPr>
-            <w:color w:val="0000EE"/>
-            <w:u w:val="single"/>
-          </w:rPr>
-          <w:t>Gl 4.4</w:t>
-        </w:r>
-      </w:hyperlink>
+      <w:r>
+        <w:rPr>
+          <w:lang w:val="pt_PT" w:bidi="pt_PT"/>
+        </w:rPr>
+        <w:t>Gl 4.4</w:t>
+      </w:r>
       <w:r>
         <w:rPr>
           <w:lang w:val="pt_PT" w:bidi="pt_PT"/>
@@ -2677,72 +2185,48 @@
         </w:rPr>
         <w:t xml:space="preserve"> (“paz Romana”). Essa paz durou até os anos 100 d.C. Muitos notaram que o domínio romano no primeiro século d.C. era ideal para a propagação do cristianismo. As fronteiras eram seguras e as estradas eram boas, facilitando a viagem. As leis e costumes romanos protegiam os direitos dos cidadãos (veja, por exemplo, </w:t>
       </w:r>
-      <w:hyperlink r:id="rId83">
-        <w:r>
-          <w:rPr>
-            <w:lang w:val="pt_PT" w:bidi="pt_PT"/>
-          </w:rPr>
-          <w:rPr>
-            <w:color w:val="0000EE"/>
-            <w:u w:val="single"/>
-          </w:rPr>
-          <w:t>At 16.35–40</w:t>
-        </w:r>
-      </w:hyperlink>
+      <w:r>
+        <w:rPr>
+          <w:lang w:val="pt_PT" w:bidi="pt_PT"/>
+        </w:rPr>
+        <w:t>At 16.35–40</w:t>
+      </w:r>
       <w:r>
         <w:rPr>
           <w:lang w:val="pt_PT" w:bidi="pt_PT"/>
         </w:rPr>
         <w:t xml:space="preserve">; </w:t>
       </w:r>
-      <w:hyperlink r:id="rId84">
-        <w:r>
-          <w:rPr>
-            <w:lang w:val="pt_PT" w:bidi="pt_PT"/>
-          </w:rPr>
-          <w:rPr>
-            <w:color w:val="0000EE"/>
-            <w:u w:val="single"/>
-          </w:rPr>
-          <w:t>22.24–29</w:t>
-        </w:r>
-      </w:hyperlink>
+      <w:r>
+        <w:rPr>
+          <w:lang w:val="pt_PT" w:bidi="pt_PT"/>
+        </w:rPr>
+        <w:t>22.24–29</w:t>
+      </w:r>
       <w:r>
         <w:rPr>
           <w:lang w:val="pt_PT" w:bidi="pt_PT"/>
         </w:rPr>
         <w:t xml:space="preserve">). O judaísmo era protegido, e os romanos viam o cristianismo como uma seita judaica (veja, por exemplo, </w:t>
       </w:r>
-      <w:hyperlink r:id="rId85">
-        <w:r>
-          <w:rPr>
-            <w:lang w:val="pt_PT" w:bidi="pt_PT"/>
-          </w:rPr>
-          <w:rPr>
-            <w:color w:val="0000EE"/>
-            <w:u w:val="single"/>
-          </w:rPr>
-          <w:t>At 25.13–19</w:t>
-        </w:r>
-      </w:hyperlink>
+      <w:r>
+        <w:rPr>
+          <w:lang w:val="pt_PT" w:bidi="pt_PT"/>
+        </w:rPr>
+        <w:t>At 25.13–19</w:t>
+      </w:r>
       <w:r>
         <w:rPr>
           <w:lang w:val="pt_PT" w:bidi="pt_PT"/>
         </w:rPr>
         <w:t xml:space="preserve">). Assim, os romanos frequentemente desconsideravam queixas contra os cristãos baseadas na religião (veja, por exemplo, </w:t>
       </w:r>
-      <w:hyperlink r:id="rId86">
-        <w:r>
-          <w:rPr>
-            <w:lang w:val="pt_PT" w:bidi="pt_PT"/>
-          </w:rPr>
-          <w:rPr>
-            <w:color w:val="0000EE"/>
-            <w:u w:val="single"/>
-          </w:rPr>
-          <w:t>At 19.23–41</w:t>
-        </w:r>
-      </w:hyperlink>
+      <w:r>
+        <w:rPr>
+          <w:lang w:val="pt_PT" w:bidi="pt_PT"/>
+        </w:rPr>
+        <w:t>At 19.23–41</w:t>
+      </w:r>
       <w:r>
         <w:rPr>
           <w:lang w:val="pt_PT" w:bidi="pt_PT"/>
@@ -2774,18 +2258,12 @@
         </w:rPr>
         <w:t>Essa situação favorável começou a mudar durante o governo de Nero. Nero culpou os cristãos pelo incêndio que destruiu grande parte de Roma em 64 d.C., levando à primeira grande perseguição aos cristãos. A perseguição aberta parou em 66 d.C., mas o cristianismo deixou de ser visto como parte do judaísmo e perdeu seu status de proteção. Mais tarde, o império exigiu que as pessoas queimassem incenso para o Imperador. Aqueles que se recusavam eram geralmente judeus (que eram protegidos) ou cristãos (que não eram). Como resultado, desde a época de Domiciano, por volta de 81 a 96 d.C., até a época de Galério, de 305 a 311 d.C., o cristianismo era oficialmente ilegal, punível com a morte, e experimentou diferentes níveis de perseguição com base no entusiasmo dos líderes. Por mais de duzentos anos, Roma derramou “o sangue dos santos e das testemunhas de Jesus” (</w:t>
       </w:r>
-      <w:hyperlink r:id="rId87">
-        <w:r>
-          <w:rPr>
-            <w:lang w:val="pt_PT" w:bidi="pt_PT"/>
-          </w:rPr>
-          <w:rPr>
-            <w:color w:val="0000EE"/>
-            <w:u w:val="single"/>
-          </w:rPr>
-          <w:t>Ap 17.6</w:t>
-        </w:r>
-      </w:hyperlink>
+      <w:r>
+        <w:rPr>
+          <w:lang w:val="pt_PT" w:bidi="pt_PT"/>
+        </w:rPr>
+        <w:t>Ap 17.6</w:t>
+      </w:r>
       <w:r>
         <w:rPr>
           <w:lang w:val="pt_PT" w:bidi="pt_PT"/>
@@ -2815,162 +2293,108 @@
           <w:lang w:val="pt_PT" w:bidi="pt_PT"/>
         </w:rPr>
       </w:r>
-      <w:hyperlink r:id="rId88">
-        <w:r>
-          <w:rPr>
-            <w:lang w:val="pt_PT" w:bidi="pt_PT"/>
-          </w:rPr>
-          <w:rPr>
-            <w:color w:val="0000EE"/>
-            <w:u w:val="single"/>
-          </w:rPr>
-          <w:t>Atos 2.10</w:t>
-        </w:r>
-      </w:hyperlink>
+      <w:r>
+        <w:rPr>
+          <w:lang w:val="pt_PT" w:bidi="pt_PT"/>
+        </w:rPr>
+        <w:t>Atos 2.10</w:t>
+      </w:r>
       <w:r>
         <w:rPr>
           <w:lang w:val="pt_PT" w:bidi="pt_PT"/>
         </w:rPr>
         <w:t xml:space="preserve">; </w:t>
       </w:r>
-      <w:hyperlink r:id="rId89">
-        <w:r>
-          <w:rPr>
-            <w:lang w:val="pt_PT" w:bidi="pt_PT"/>
-          </w:rPr>
-          <w:rPr>
-            <w:color w:val="0000EE"/>
-            <w:u w:val="single"/>
-          </w:rPr>
-          <w:t>18.2</w:t>
-        </w:r>
-      </w:hyperlink>
+      <w:r>
+        <w:rPr>
+          <w:lang w:val="pt_PT" w:bidi="pt_PT"/>
+        </w:rPr>
+        <w:t>18.2</w:t>
+      </w:r>
       <w:r>
         <w:rPr>
           <w:lang w:val="pt_PT" w:bidi="pt_PT"/>
         </w:rPr>
         <w:t xml:space="preserve">; </w:t>
       </w:r>
-      <w:hyperlink r:id="rId90">
-        <w:r>
-          <w:rPr>
-            <w:lang w:val="pt_PT" w:bidi="pt_PT"/>
-          </w:rPr>
-          <w:rPr>
-            <w:color w:val="0000EE"/>
-            <w:u w:val="single"/>
-          </w:rPr>
-          <w:t>19.21</w:t>
-        </w:r>
-      </w:hyperlink>
+      <w:r>
+        <w:rPr>
+          <w:lang w:val="pt_PT" w:bidi="pt_PT"/>
+        </w:rPr>
+        <w:t>19.21</w:t>
+      </w:r>
       <w:r>
         <w:rPr>
           <w:lang w:val="pt_PT" w:bidi="pt_PT"/>
         </w:rPr>
         <w:t xml:space="preserve">; </w:t>
       </w:r>
-      <w:hyperlink r:id="rId91">
-        <w:r>
-          <w:rPr>
-            <w:lang w:val="pt_PT" w:bidi="pt_PT"/>
-          </w:rPr>
-          <w:rPr>
-            <w:color w:val="0000EE"/>
-            <w:u w:val="single"/>
-          </w:rPr>
-          <w:t>23.11</w:t>
-        </w:r>
-      </w:hyperlink>
+      <w:r>
+        <w:rPr>
+          <w:lang w:val="pt_PT" w:bidi="pt_PT"/>
+        </w:rPr>
+        <w:t>23.11</w:t>
+      </w:r>
       <w:r>
         <w:rPr>
           <w:lang w:val="pt_PT" w:bidi="pt_PT"/>
         </w:rPr>
         <w:t xml:space="preserve">; </w:t>
       </w:r>
-      <w:hyperlink r:id="rId92">
-        <w:r>
-          <w:rPr>
-            <w:lang w:val="pt_PT" w:bidi="pt_PT"/>
-          </w:rPr>
-          <w:rPr>
-            <w:color w:val="0000EE"/>
-            <w:u w:val="single"/>
-          </w:rPr>
-          <w:t>28.14</w:t>
-        </w:r>
-      </w:hyperlink>
+      <w:r>
+        <w:rPr>
+          <w:lang w:val="pt_PT" w:bidi="pt_PT"/>
+        </w:rPr>
+        <w:t>28.14</w:t>
+      </w:r>
       <w:r>
         <w:rPr>
           <w:lang w:val="pt_PT" w:bidi="pt_PT"/>
         </w:rPr>
         <w:t>,</w:t>
       </w:r>
-      <w:hyperlink r:id="rId93">
-        <w:r>
-          <w:rPr>
-            <w:lang w:val="pt_PT" w:bidi="pt_PT"/>
-          </w:rPr>
-          <w:rPr>
-            <w:color w:val="0000EE"/>
-            <w:u w:val="single"/>
-          </w:rPr>
-          <w:t>16</w:t>
-        </w:r>
-      </w:hyperlink>
+      <w:r>
+        <w:rPr>
+          <w:lang w:val="pt_PT" w:bidi="pt_PT"/>
+        </w:rPr>
+        <w:t>16</w:t>
+      </w:r>
       <w:r>
         <w:rPr>
           <w:lang w:val="pt_PT" w:bidi="pt_PT"/>
         </w:rPr>
         <w:t xml:space="preserve">; </w:t>
       </w:r>
-      <w:hyperlink r:id="rId94">
-        <w:r>
-          <w:rPr>
-            <w:lang w:val="pt_PT" w:bidi="pt_PT"/>
-          </w:rPr>
-          <w:rPr>
-            <w:color w:val="0000EE"/>
-            <w:u w:val="single"/>
-          </w:rPr>
-          <w:t>Romanos 1.1–7</w:t>
-        </w:r>
-      </w:hyperlink>
+      <w:r>
+        <w:rPr>
+          <w:lang w:val="pt_PT" w:bidi="pt_PT"/>
+        </w:rPr>
+        <w:t>Romanos 1.1–7</w:t>
+      </w:r>
       <w:r>
         <w:rPr>
           <w:lang w:val="pt_PT" w:bidi="pt_PT"/>
         </w:rPr>
         <w:t>,</w:t>
       </w:r>
-      <w:hyperlink r:id="rId95">
-        <w:r>
-          <w:rPr>
-            <w:lang w:val="pt_PT" w:bidi="pt_PT"/>
-          </w:rPr>
-          <w:rPr>
-            <w:color w:val="0000EE"/>
-            <w:u w:val="single"/>
-          </w:rPr>
-          <w:t>15</w:t>
-        </w:r>
-      </w:hyperlink>
+      <w:r>
+        <w:rPr>
+          <w:lang w:val="pt_PT" w:bidi="pt_PT"/>
+        </w:rPr>
+        <w:t>15</w:t>
+      </w:r>
       <w:r>
         <w:rPr>
           <w:lang w:val="pt_PT" w:bidi="pt_PT"/>
         </w:rPr>
         <w:t xml:space="preserve">; </w:t>
       </w:r>
-      <w:hyperlink r:id="rId96">
-        <w:r>
-          <w:rPr>
-            <w:lang w:val="pt_PT" w:bidi="pt_PT"/>
-          </w:rPr>
-          <w:rPr>
-            <w:color w:val="0000EE"/>
-            <w:u w:val="single"/>
-          </w:rPr>
-          <w:t>2 Timóteo 1.17</w:t>
-        </w:r>
-      </w:hyperlink>
+      <w:r>
+        <w:rPr>
+          <w:lang w:val="pt_PT" w:bidi="pt_PT"/>
+        </w:rPr>
+        <w:t>2 Timóteo 1.17</w:t>
+      </w:r>
       <w:r>
         <w:rPr>
           <w:lang w:val="pt_PT" w:bidi="pt_PT"/>
@@ -3019,18 +2443,12 @@
         </w:rPr>
         <w:t>A história de Rute é sobre uma mulher bondosa e leal. Mostra como a orientação oculta de Deus ajuda aqueles que O amam (</w:t>
       </w:r>
-      <w:hyperlink r:id="rId97">
-        <w:r>
-          <w:rPr>
-            <w:lang w:val="pt_PT" w:bidi="pt_PT"/>
-          </w:rPr>
-          <w:rPr>
-            <w:color w:val="0000EE"/>
-            <w:u w:val="single"/>
-          </w:rPr>
-          <w:t>Rm 8.28</w:t>
-        </w:r>
-      </w:hyperlink>
+      <w:r>
+        <w:rPr>
+          <w:lang w:val="pt_PT" w:bidi="pt_PT"/>
+        </w:rPr>
+        <w:t>Rm 8.28</w:t>
+      </w:r>
       <w:r>
         <w:rPr>
           <w:lang w:val="pt_PT" w:bidi="pt_PT"/>
@@ -3051,18 +2469,12 @@
         </w:rPr>
         <w:t>Rute viveu durante o tempo caótico dos juízes. Ela era uma estrangeira de Moabe que se casou com uma família israelita de Belém enquanto estavam em Moabe. Todos os homens dessa família morreram em Moabe, deixando três viúvas — Rute, sua sogra Noemi e sua cunhada Orfa. Quando Noemi decidiu voltar para Belém, Rute escolheu ir com ela. A expressão de amor, lealdade e fé de Rute no Senhor, que era o Deus de Noemi, é incomparável (</w:t>
       </w:r>
-      <w:hyperlink r:id="rId98">
-        <w:r>
-          <w:rPr>
-            <w:lang w:val="pt_PT" w:bidi="pt_PT"/>
-          </w:rPr>
-          <w:rPr>
-            <w:color w:val="0000EE"/>
-            <w:u w:val="single"/>
-          </w:rPr>
-          <w:t>Rt 1.16–17</w:t>
-        </w:r>
-      </w:hyperlink>
+      <w:r>
+        <w:rPr>
+          <w:lang w:val="pt_PT" w:bidi="pt_PT"/>
+        </w:rPr>
+        <w:t>Rt 1.16–17</w:t>
+      </w:r>
       <w:r>
         <w:rPr>
           <w:lang w:val="pt_PT" w:bidi="pt_PT"/>
@@ -3083,18 +2495,12 @@
         </w:rPr>
         <w:t>Como Noemi esperava, a vida em Belém era difícil para ela e sua nora. Rute tomou a iniciativa de resolver o problema alimentar delas colhendo nos campos de grãos. Essa tarefa era difícil e arriscada (</w:t>
       </w:r>
-      <w:hyperlink r:id="rId99">
-        <w:r>
-          <w:rPr>
-            <w:lang w:val="pt_PT" w:bidi="pt_PT"/>
-          </w:rPr>
-          <w:rPr>
-            <w:color w:val="0000EE"/>
-            <w:u w:val="single"/>
-          </w:rPr>
-          <w:t>Rt 2.2</w:t>
-        </w:r>
-      </w:hyperlink>
+      <w:r>
+        <w:rPr>
+          <w:lang w:val="pt_PT" w:bidi="pt_PT"/>
+        </w:rPr>
+        <w:t>Rt 2.2</w:t>
+      </w:r>
       <w:r>
         <w:rPr>
           <w:lang w:val="pt_PT" w:bidi="pt_PT"/>
@@ -3115,72 +2521,48 @@
         </w:rPr>
         <w:t>Com o encorajamento de Noemi, Rute pediu a Boaz, um rico proprietário de terras que apoiava sua colheita, para ser o redentor da família (</w:t>
       </w:r>
-      <w:hyperlink r:id="rId100">
-        <w:r>
-          <w:rPr>
-            <w:lang w:val="pt_PT" w:bidi="pt_PT"/>
-          </w:rPr>
-          <w:rPr>
-            <w:color w:val="0000EE"/>
-            <w:u w:val="single"/>
-          </w:rPr>
-          <w:t>Rt 3.1–9</w:t>
-        </w:r>
-      </w:hyperlink>
+      <w:r>
+        <w:rPr>
+          <w:lang w:val="pt_PT" w:bidi="pt_PT"/>
+        </w:rPr>
+        <w:t>Rt 3.1–9</w:t>
+      </w:r>
       <w:r>
         <w:rPr>
           <w:lang w:val="pt_PT" w:bidi="pt_PT"/>
         </w:rPr>
         <w:t>). Isso incluía casamento. Ao fazer isso, Rute mostrou grande lealdade familiar (</w:t>
       </w:r>
-      <w:hyperlink r:id="rId101">
-        <w:r>
-          <w:rPr>
-            <w:lang w:val="pt_PT" w:bidi="pt_PT"/>
-          </w:rPr>
-          <w:rPr>
-            <w:color w:val="0000EE"/>
-            <w:u w:val="single"/>
-          </w:rPr>
-          <w:t>Rt 3.10</w:t>
-        </w:r>
-      </w:hyperlink>
+      <w:r>
+        <w:rPr>
+          <w:lang w:val="pt_PT" w:bidi="pt_PT"/>
+        </w:rPr>
+        <w:t>Rt 3.10</w:t>
+      </w:r>
       <w:r>
         <w:rPr>
           <w:lang w:val="pt_PT" w:bidi="pt_PT"/>
         </w:rPr>
         <w:t>). O cuidado generoso e diligente de Rute por Noemi é um tema importante neste livro. Boaz respondeu à proposta de Rute chamando-a de mulher virtuosa (</w:t>
       </w:r>
-      <w:hyperlink r:id="rId102">
-        <w:r>
-          <w:rPr>
-            <w:lang w:val="pt_PT" w:bidi="pt_PT"/>
-          </w:rPr>
-          <w:rPr>
-            <w:color w:val="0000EE"/>
-            <w:u w:val="single"/>
-          </w:rPr>
-          <w:t>Rt 3.11</w:t>
-        </w:r>
-      </w:hyperlink>
+      <w:r>
+        <w:rPr>
+          <w:lang w:val="pt_PT" w:bidi="pt_PT"/>
+        </w:rPr>
+        <w:t>Rt 3.11</w:t>
+      </w:r>
       <w:r>
         <w:rPr>
           <w:lang w:val="pt_PT" w:bidi="pt_PT"/>
         </w:rPr>
         <w:t xml:space="preserve">). Ela demonstrou o que significa ser uma esposa virtuosa e capaz (veja </w:t>
       </w:r>
-      <w:hyperlink r:id="rId103">
-        <w:r>
-          <w:rPr>
-            <w:lang w:val="pt_PT" w:bidi="pt_PT"/>
-          </w:rPr>
-          <w:rPr>
-            <w:color w:val="0000EE"/>
-            <w:u w:val="single"/>
-          </w:rPr>
-          <w:t>Pv 31.10–31</w:t>
-        </w:r>
-      </w:hyperlink>
+      <w:r>
+        <w:rPr>
+          <w:lang w:val="pt_PT" w:bidi="pt_PT"/>
+        </w:rPr>
+        <w:t>Pv 31.10–31</w:t>
+      </w:r>
       <w:r>
         <w:rPr>
           <w:lang w:val="pt_PT" w:bidi="pt_PT"/>
@@ -3201,18 +2583,12 @@
         </w:rPr>
         <w:t>Boaz resolveu as questões legais e então se casou com Rute. O livro conclui com o nascimento de um menino, Obede. Este final revela um propósito importante do livro de Rute. Obede tornou-se avô do Rei Davi. O Novo Testamento menciona Rute como uma das apenas cinco mulheres na genealogia de Jesus Cristo (</w:t>
       </w:r>
-      <w:hyperlink r:id="rId16">
-        <w:r>
-          <w:rPr>
-            <w:lang w:val="pt_PT" w:bidi="pt_PT"/>
-          </w:rPr>
-          <w:rPr>
-            <w:color w:val="0000EE"/>
-            <w:u w:val="single"/>
-          </w:rPr>
-          <w:t>Mt 1.5</w:t>
-        </w:r>
-      </w:hyperlink>
+      <w:r>
+        <w:rPr>
+          <w:lang w:val="pt_PT" w:bidi="pt_PT"/>
+        </w:rPr>
+        <w:t>Mt 1.5</w:t>
+      </w:r>
       <w:r>
         <w:rPr>
           <w:lang w:val="pt_PT" w:bidi="pt_PT"/>
@@ -3242,36 +2618,24 @@
           <w:lang w:val="pt_PT" w:bidi="pt_PT"/>
         </w:rPr>
       </w:r>
-      <w:hyperlink r:id="rId104">
-        <w:r>
-          <w:rPr>
-            <w:lang w:val="pt_PT" w:bidi="pt_PT"/>
-          </w:rPr>
-          <w:rPr>
-            <w:color w:val="0000EE"/>
-            <w:u w:val="single"/>
-          </w:rPr>
-          <w:t>Rute 1.4–4.13</w:t>
-        </w:r>
-      </w:hyperlink>
+      <w:r>
+        <w:rPr>
+          <w:lang w:val="pt_PT" w:bidi="pt_PT"/>
+        </w:rPr>
+        <w:t>Rute 1.4–4.13</w:t>
+      </w:r>
       <w:r>
         <w:rPr>
           <w:lang w:val="pt_PT" w:bidi="pt_PT"/>
         </w:rPr>
         <w:t xml:space="preserve">; </w:t>
       </w:r>
-      <w:hyperlink r:id="rId16">
-        <w:r>
-          <w:rPr>
-            <w:lang w:val="pt_PT" w:bidi="pt_PT"/>
-          </w:rPr>
-          <w:rPr>
-            <w:color w:val="0000EE"/>
-            <w:u w:val="single"/>
-          </w:rPr>
-          <w:t>Mateus 1.5</w:t>
-        </w:r>
-      </w:hyperlink>
+      <w:r>
+        <w:rPr>
+          <w:lang w:val="pt_PT" w:bidi="pt_PT"/>
+        </w:rPr>
+        <w:t>Mateus 1.5</w:t>
+      </w:r>
       <w:r>
         <w:rPr>
           <w:lang w:val="pt_PT" w:bidi="pt_PT"/>
